--- a/uploads/plantillas/informe_egreso.docx
+++ b/uploads/plantillas/informe_egreso.docx
@@ -310,14 +310,14 @@
         <w:tblLook w:val="04A0" w:firstRow="1" w:lastRow="0" w:firstColumn="1" w:lastColumn="0" w:noHBand="0" w:noVBand="1"/>
       </w:tblPr>
       <w:tblGrid>
-        <w:gridCol w:w="1087"/>
-        <w:gridCol w:w="1156"/>
-        <w:gridCol w:w="686"/>
-        <w:gridCol w:w="1128"/>
-        <w:gridCol w:w="952"/>
-        <w:gridCol w:w="1382"/>
-        <w:gridCol w:w="845"/>
-        <w:gridCol w:w="1592"/>
+        <w:gridCol w:w="1108"/>
+        <w:gridCol w:w="1537"/>
+        <w:gridCol w:w="697"/>
+        <w:gridCol w:w="874"/>
+        <w:gridCol w:w="721"/>
+        <w:gridCol w:w="1409"/>
+        <w:gridCol w:w="859"/>
+        <w:gridCol w:w="1623"/>
       </w:tblGrid>
       <w:tr>
         <w:tc>
@@ -383,7 +383,17 @@
                 <w:sz w:val="20"/>
                 <w:szCs w:val="20"/>
               </w:rPr>
-              <w:t>nombres_paciente</w:t>
+              <w:t>paciente_</w:t>
+            </w:r>
+            <w:r>
+              <w:rPr>
+                <w:rFonts w:ascii="Arial" w:hAnsi="Arial" w:cs="Arial"/>
+                <w:b/>
+                <w:bCs/>
+                <w:sz w:val="20"/>
+                <w:szCs w:val="20"/>
+              </w:rPr>
+              <w:t>nombres</w:t>
             </w:r>
             <w:proofErr w:type="spellEnd"/>
             <w:r>
@@ -405,7 +415,27 @@
                 <w:sz w:val="20"/>
                 <w:szCs w:val="20"/>
               </w:rPr>
-              <w:t>apellidos_paciente</w:t>
+              <w:t>paciente</w:t>
+            </w:r>
+            <w:r>
+              <w:rPr>
+                <w:rFonts w:ascii="Arial" w:hAnsi="Arial" w:cs="Arial"/>
+                <w:b/>
+                <w:bCs/>
+                <w:sz w:val="20"/>
+                <w:szCs w:val="20"/>
+              </w:rPr>
+              <w:t>_</w:t>
+            </w:r>
+            <w:r>
+              <w:rPr>
+                <w:rFonts w:ascii="Arial" w:hAnsi="Arial" w:cs="Arial"/>
+                <w:b/>
+                <w:bCs/>
+                <w:sz w:val="20"/>
+                <w:szCs w:val="20"/>
+              </w:rPr>
+              <w:t>apellidos</w:t>
             </w:r>
             <w:proofErr w:type="spellEnd"/>
             <w:r>
@@ -483,7 +513,17 @@
                 <w:sz w:val="20"/>
                 <w:szCs w:val="20"/>
               </w:rPr>
-              <w:t>ci_paciente</w:t>
+              <w:t>paciente</w:t>
+            </w:r>
+            <w:r>
+              <w:rPr>
+                <w:rFonts w:ascii="Arial" w:hAnsi="Arial" w:cs="Arial"/>
+                <w:b/>
+                <w:bCs/>
+                <w:sz w:val="20"/>
+                <w:szCs w:val="20"/>
+              </w:rPr>
+              <w:t>_cedula</w:t>
             </w:r>
             <w:proofErr w:type="spellEnd"/>
             <w:r>
@@ -568,6 +608,18 @@
               <w:t>EDAD:</w:t>
             </w:r>
           </w:p>
+          <w:p>
+            <w:pPr>
+              <w:jc w:val="both"/>
+              <w:rPr>
+                <w:rFonts w:ascii="Arial" w:hAnsi="Arial" w:cs="Arial"/>
+                <w:b/>
+                <w:bCs/>
+                <w:sz w:val="20"/>
+                <w:szCs w:val="20"/>
+              </w:rPr>
+            </w:pPr>
+          </w:p>
         </w:tc>
         <w:tc>
           <w:tcPr>
@@ -603,7 +655,17 @@
                 <w:sz w:val="20"/>
                 <w:szCs w:val="20"/>
               </w:rPr>
-              <w:t>edad_paciente</w:t>
+              <w:t>paciente</w:t>
+            </w:r>
+            <w:r>
+              <w:rPr>
+                <w:rFonts w:ascii="Arial" w:hAnsi="Arial" w:cs="Arial"/>
+                <w:b/>
+                <w:bCs/>
+                <w:sz w:val="20"/>
+                <w:szCs w:val="20"/>
+              </w:rPr>
+              <w:t>_edad</w:t>
             </w:r>
             <w:proofErr w:type="spellEnd"/>
             <w:r>
@@ -679,7 +741,17 @@
                 <w:sz w:val="20"/>
                 <w:szCs w:val="20"/>
               </w:rPr>
-              <w:t>edocivil_paciente</w:t>
+              <w:t>paciente</w:t>
+            </w:r>
+            <w:r>
+              <w:rPr>
+                <w:rFonts w:ascii="Arial" w:hAnsi="Arial" w:cs="Arial"/>
+                <w:b/>
+                <w:bCs/>
+                <w:sz w:val="20"/>
+                <w:szCs w:val="20"/>
+              </w:rPr>
+              <w:t>_edocivil</w:t>
             </w:r>
             <w:proofErr w:type="spellEnd"/>
             <w:r>
@@ -759,7 +831,17 @@
                 <w:sz w:val="20"/>
                 <w:szCs w:val="20"/>
               </w:rPr>
-              <w:t>fnac_paciente</w:t>
+              <w:t>paciente</w:t>
+            </w:r>
+            <w:r>
+              <w:rPr>
+                <w:rFonts w:ascii="Arial" w:hAnsi="Arial" w:cs="Arial"/>
+                <w:b/>
+                <w:bCs/>
+                <w:sz w:val="20"/>
+                <w:szCs w:val="20"/>
+              </w:rPr>
+              <w:t>_direccion</w:t>
             </w:r>
             <w:proofErr w:type="spellEnd"/>
             <w:r>
@@ -839,7 +921,17 @@
                 <w:sz w:val="20"/>
                 <w:szCs w:val="20"/>
               </w:rPr>
-              <w:t>nivinstruction_paciente</w:t>
+              <w:t>paciente</w:t>
+            </w:r>
+            <w:r>
+              <w:rPr>
+                <w:rFonts w:ascii="Arial" w:hAnsi="Arial" w:cs="Arial"/>
+                <w:b/>
+                <w:bCs/>
+                <w:sz w:val="20"/>
+                <w:szCs w:val="20"/>
+              </w:rPr>
+              <w:t>_nivinst</w:t>
             </w:r>
             <w:proofErr w:type="spellEnd"/>
             <w:r>
@@ -916,7 +1008,17 @@
                 <w:sz w:val="20"/>
                 <w:szCs w:val="20"/>
               </w:rPr>
-              <w:t>profesión_paciente</w:t>
+              <w:t>paciente</w:t>
+            </w:r>
+            <w:r>
+              <w:rPr>
+                <w:rFonts w:ascii="Arial" w:hAnsi="Arial" w:cs="Arial"/>
+                <w:b/>
+                <w:bCs/>
+                <w:sz w:val="20"/>
+                <w:szCs w:val="20"/>
+              </w:rPr>
+              <w:t>_profesion</w:t>
             </w:r>
             <w:proofErr w:type="spellEnd"/>
             <w:r>
@@ -1075,7 +1177,17 @@
                 <w:sz w:val="20"/>
                 <w:szCs w:val="20"/>
               </w:rPr>
-              <w:t>teléfono_paciente</w:t>
+              <w:t>paciente</w:t>
+            </w:r>
+            <w:r>
+              <w:rPr>
+                <w:rFonts w:ascii="Arial" w:hAnsi="Arial" w:cs="Arial"/>
+                <w:b/>
+                <w:bCs/>
+                <w:sz w:val="20"/>
+                <w:szCs w:val="20"/>
+              </w:rPr>
+              <w:t>_telefono</w:t>
             </w:r>
             <w:proofErr w:type="spellEnd"/>
             <w:r>
